--- a/docs/用户指南/识别项设置与配置清单设置-使用指南.docx
+++ b/docs/用户指南/识别项设置与配置清单设置-使用指南.docx
@@ -1478,6 +1478,245 @@
     </w:p>
     <w:p>
       <w:pPr>
+        <w:pStyle w:val="Heading2"/>
+        <w:spacing w:after="100" w:before="200" w:line="312" w:lineRule="auto"/>
+      </w:pPr>
+      <w:r>
+        <w:rPr>
+          <w:rFonts w:ascii="Microsoft YaHei" w:cs="Microsoft YaHei" w:eastAsia="Microsoft YaHei" w:hAnsi="Microsoft YaHei"/>
+          <w:b/>
+          <w:bCs/>
+        </w:rPr>
+        <w:t xml:space="preserve">处理文件时怎么选清单（重点，别跳过）</w:t>
+      </w:r>
+    </w:p>
+    <w:p>
+      <w:pPr>
+        <w:spacing w:after="60" w:before="60" w:line="312" w:lineRule="auto"/>
+        <w:ind w:firstLine="420"/>
+        <w:jc w:val="both"/>
+      </w:pPr>
+      <w:r>
+        <w:rPr>
+          <w:rFonts w:ascii="Microsoft YaHei" w:cs="Microsoft YaHei" w:eastAsia="Microsoft YaHei" w:hAnsi="Microsoft YaHei"/>
+        </w:rPr>
+        <w:t xml:space="preserve">以单文件处理为例，正确顺序是：</w:t>
+      </w:r>
+    </w:p>
+    <w:p>
+      <w:pPr>
+        <w:spacing w:after="40" w:before="40" w:line="312" w:lineRule="auto"/>
+        <w:ind w:left="640" w:hanging="220"/>
+        <w:jc w:val="both"/>
+      </w:pPr>
+      <w:r>
+        <w:rPr>
+          <w:rFonts w:ascii="Microsoft YaHei" w:cs="Microsoft YaHei" w:eastAsia="Microsoft YaHei" w:hAnsi="Microsoft YaHei"/>
+        </w:rPr>
+        <w:t xml:space="preserve">1.  </w:t>
+      </w:r>
+      <w:r>
+        <w:rPr>
+          <w:rFonts w:ascii="Microsoft YaHei" w:cs="Microsoft YaHei" w:eastAsia="Microsoft YaHei" w:hAnsi="Microsoft YaHei"/>
+        </w:rPr>
+        <w:t xml:space="preserve">在</w:t>
+      </w:r>
+      <w:r>
+        <w:rPr>
+          <w:rFonts w:ascii="Microsoft YaHei" w:cs="Microsoft YaHei" w:eastAsia="Microsoft YaHei" w:hAnsi="Microsoft YaHei"/>
+        </w:rPr>
+        <w:t xml:space="preserve">单</w:t>
+      </w:r>
+      <w:r>
+        <w:rPr>
+          <w:rFonts w:ascii="Microsoft YaHei" w:cs="Microsoft YaHei" w:eastAsia="Microsoft YaHei" w:hAnsi="Microsoft YaHei"/>
+        </w:rPr>
+        <w:t xml:space="preserve">文</w:t>
+      </w:r>
+      <w:r>
+        <w:rPr>
+          <w:rFonts w:ascii="Microsoft YaHei" w:cs="Microsoft YaHei" w:eastAsia="Microsoft YaHei" w:hAnsi="Microsoft YaHei"/>
+        </w:rPr>
+        <w:t xml:space="preserve">件</w:t>
+      </w:r>
+      <w:r>
+        <w:rPr>
+          <w:rFonts w:ascii="Microsoft YaHei" w:cs="Microsoft YaHei" w:eastAsia="Microsoft YaHei" w:hAnsi="Microsoft YaHei"/>
+        </w:rPr>
+        <w:t xml:space="preserve">处</w:t>
+      </w:r>
+      <w:r>
+        <w:rPr>
+          <w:rFonts w:ascii="Microsoft YaHei" w:cs="Microsoft YaHei" w:eastAsia="Microsoft YaHei" w:hAnsi="Microsoft YaHei"/>
+        </w:rPr>
+        <w:t xml:space="preserve">理</w:t>
+      </w:r>
+      <w:r>
+        <w:rPr>
+          <w:rFonts w:ascii="Microsoft YaHei" w:cs="Microsoft YaHei" w:eastAsia="Microsoft YaHei" w:hAnsi="Microsoft YaHei"/>
+        </w:rPr>
+        <w:t xml:space="preserve">页</w:t>
+      </w:r>
+      <w:r>
+        <w:rPr>
+          <w:rFonts w:ascii="Microsoft YaHei" w:cs="Microsoft YaHei" w:eastAsia="Microsoft YaHei" w:hAnsi="Microsoft YaHei"/>
+        </w:rPr>
+        <w:t xml:space="preserve">选</w:t>
+      </w:r>
+      <w:r>
+        <w:rPr>
+          <w:rFonts w:ascii="Microsoft YaHei" w:cs="Microsoft YaHei" w:eastAsia="Microsoft YaHei" w:hAnsi="Microsoft YaHei"/>
+        </w:rPr>
+        <w:t xml:space="preserve">好</w:t>
+      </w:r>
+      <w:r>
+        <w:rPr>
+          <w:rFonts w:ascii="Microsoft YaHei" w:cs="Microsoft YaHei" w:eastAsia="Microsoft YaHei" w:hAnsi="Microsoft YaHei"/>
+        </w:rPr>
+        <w:t xml:space="preserve">文</w:t>
+      </w:r>
+      <w:r>
+        <w:rPr>
+          <w:rFonts w:ascii="Microsoft YaHei" w:cs="Microsoft YaHei" w:eastAsia="Microsoft YaHei" w:hAnsi="Microsoft YaHei"/>
+        </w:rPr>
+        <w:t xml:space="preserve">件</w:t>
+      </w:r>
+      <w:r>
+        <w:rPr>
+          <w:rFonts w:ascii="Microsoft YaHei" w:cs="Microsoft YaHei" w:eastAsia="Microsoft YaHei" w:hAnsi="Microsoft YaHei"/>
+        </w:rPr>
+        <w:t xml:space="preserve">（</w:t>
+      </w:r>
+      <w:r>
+        <w:rPr>
+          <w:rFonts w:ascii="Microsoft YaHei" w:cs="Microsoft YaHei" w:eastAsia="Microsoft YaHei" w:hAnsi="Microsoft YaHei"/>
+        </w:rPr>
+        <w:t xml:space="preserve">先</w:t>
+      </w:r>
+      <w:r>
+        <w:rPr>
+          <w:rFonts w:ascii="Microsoft YaHei" w:cs="Microsoft YaHei" w:eastAsia="Microsoft YaHei" w:hAnsi="Microsoft YaHei"/>
+        </w:rPr>
+        <w:t xml:space="preserve">别</w:t>
+      </w:r>
+      <w:r>
+        <w:rPr>
+          <w:rFonts w:ascii="Microsoft YaHei" w:cs="Microsoft YaHei" w:eastAsia="Microsoft YaHei" w:hAnsi="Microsoft YaHei"/>
+        </w:rPr>
+        <w:t xml:space="preserve">急</w:t>
+      </w:r>
+      <w:r>
+        <w:rPr>
+          <w:rFonts w:ascii="Microsoft YaHei" w:cs="Microsoft YaHei" w:eastAsia="Microsoft YaHei" w:hAnsi="Microsoft YaHei"/>
+        </w:rPr>
+        <w:t xml:space="preserve">着</w:t>
+      </w:r>
+      <w:r>
+        <w:rPr>
+          <w:rFonts w:ascii="Microsoft YaHei" w:cs="Microsoft YaHei" w:eastAsia="Microsoft YaHei" w:hAnsi="Microsoft YaHei"/>
+        </w:rPr>
+        <w:t xml:space="preserve">点</w:t>
+      </w:r>
+      <w:r>
+        <w:rPr>
+          <w:rFonts w:ascii="Microsoft YaHei" w:cs="Microsoft YaHei" w:eastAsia="Microsoft YaHei" w:hAnsi="Microsoft YaHei"/>
+        </w:rPr>
+        <w:t xml:space="preserve">开</w:t>
+      </w:r>
+      <w:r>
+        <w:rPr>
+          <w:rFonts w:ascii="Microsoft YaHei" w:cs="Microsoft YaHei" w:eastAsia="Microsoft YaHei" w:hAnsi="Microsoft YaHei"/>
+        </w:rPr>
+        <w:t xml:space="preserve">始</w:t>
+      </w:r>
+      <w:r>
+        <w:rPr>
+          <w:rFonts w:ascii="Microsoft YaHei" w:cs="Microsoft YaHei" w:eastAsia="Microsoft YaHei" w:hAnsi="Microsoft YaHei"/>
+        </w:rPr>
+        <w:t xml:space="preserve">）</w:t>
+      </w:r>
+      <w:r>
+        <w:rPr>
+          <w:rFonts w:ascii="Microsoft YaHei" w:cs="Microsoft YaHei" w:eastAsia="Microsoft YaHei" w:hAnsi="Microsoft YaHei"/>
+        </w:rPr>
+        <w:t xml:space="preserve">；</w:t>
+      </w:r>
+    </w:p>
+    <w:p>
+      <w:pPr>
+        <w:spacing w:after="40" w:before="40" w:line="312" w:lineRule="auto"/>
+        <w:ind w:left="640" w:hanging="220"/>
+        <w:jc w:val="both"/>
+      </w:pPr>
+      <w:r>
+        <w:rPr>
+          <w:rFonts w:ascii="Microsoft YaHei" w:cs="Microsoft YaHei" w:eastAsia="Microsoft YaHei" w:hAnsi="Microsoft YaHei"/>
+        </w:rPr>
+        <w:t xml:space="preserve">2.  </w:t>
+      </w:r>
+      <w:r>
+        <w:rPr>
+          <w:rFonts w:ascii="Microsoft YaHei" w:cs="Microsoft YaHei" w:eastAsia="Microsoft YaHei" w:hAnsi="Microsoft YaHei"/>
+        </w:rPr>
+      </w:r>
+      <w:r>
+        <w:rPr>
+          <w:rFonts w:ascii="Microsoft YaHei" w:cs="Microsoft YaHei" w:eastAsia="Microsoft YaHei" w:hAnsi="Microsoft YaHei"/>
+        </w:rPr>
+        <w:t xml:space="preserve">——不选的话显示的是「默认清单」（即“默认识别范围”那本兜底字典）；</w:t>
+      </w:r>
+    </w:p>
+    <w:p>
+      <w:pPr>
+        <w:spacing w:after="40" w:before="40" w:line="312" w:lineRule="auto"/>
+        <w:ind w:left="640" w:hanging="220"/>
+        <w:jc w:val="both"/>
+      </w:pPr>
+      <w:r>
+        <w:rPr>
+          <w:rFonts w:ascii="Microsoft YaHei" w:cs="Microsoft YaHei" w:eastAsia="Microsoft YaHei" w:hAnsi="Microsoft YaHei"/>
+        </w:rPr>
+        <w:t xml:space="preserve">3.  </w:t>
+      </w:r>
+      <w:r>
+        <w:rPr>
+          <w:rFonts w:ascii="Microsoft YaHei" w:cs="Microsoft YaHei" w:eastAsia="Microsoft YaHei" w:hAnsi="Microsoft YaHei"/>
+        </w:rPr>
+      </w:r>
+      <w:r>
+        <w:rPr>
+          <w:rFonts w:ascii="Microsoft YaHei" w:cs="Microsoft YaHei" w:eastAsia="Microsoft YaHei" w:hAnsi="Microsoft YaHei"/>
+        </w:rPr>
+        <w:t xml:space="preserve">。</w:t>
+      </w:r>
+    </w:p>
+    <w:p>
+      <w:pPr>
+        <w:shd w:fill="FFF7E6" w:val="clear"/>
+        <w:spacing w:after="80" w:before="80" w:line="312" w:lineRule="auto"/>
+        <w:ind w:left="420"/>
+        <w:jc w:val="both"/>
+      </w:pPr>
+      <w:r>
+        <w:rPr>
+          <w:rFonts w:ascii="Microsoft YaHei" w:cs="Microsoft YaHei" w:eastAsia="Microsoft YaHei" w:hAnsi="Microsoft YaHei"/>
+          <w:b/>
+          <w:bCs/>
+          <w:sz w:val="20"/>
+          <w:szCs w:val="20"/>
+        </w:rPr>
+        <w:t xml:space="preserve">提示：</w:t>
+      </w:r>
+      <w:r>
+        <w:rPr>
+          <w:rFonts w:ascii="Microsoft YaHei" w:cs="Microsoft YaHei" w:eastAsia="Microsoft YaHei" w:hAnsi="Microsoft YaHei"/>
+          <w:sz w:val="20"/>
+          <w:szCs w:val="20"/>
+        </w:rPr>
+      </w:r>
+    </w:p>
+    <w:p>
+      <w:pPr>
         <w:pStyle w:val="Heading1"/>
         <w:spacing w:after="140" w:before="280" w:line="312" w:lineRule="auto"/>
       </w:pPr>
@@ -3367,6 +3606,58 @@
                 <w:rFonts w:ascii="Microsoft YaHei" w:cs="Microsoft YaHei" w:eastAsia="Microsoft YaHei" w:hAnsi="Microsoft YaHei"/>
               </w:rPr>
               <w:t xml:space="preserve">识别项/清单决定“查什么”，打码方式决定“查到后怎么处理”，两件事独立设置</w:t>
+            </w:r>
+          </w:p>
+        </w:tc>
+      </w:tr>
+      <w:tr>
+        <w:trPr>
+          <w:cantSplit/>
+          <w:tblHeader w:val="false"/>
+        </w:trPr>
+        <w:tc>
+          <w:tcPr>
+            <w:tcW w:type="pct" w:w="34%"/>
+            <w:tcMar>
+              <w:top w:type="dxa" w:w="80"/>
+              <w:left w:type="dxa" w:w="120"/>
+              <w:bottom w:type="dxa" w:w="80"/>
+              <w:right w:type="dxa" w:w="120"/>
+            </w:tcMar>
+          </w:tcPr>
+          <w:p>
+            <w:pPr>
+              <w:spacing w:after="0" w:before="0" w:line="300" w:lineRule="auto"/>
+              <w:jc w:val="left"/>
+            </w:pPr>
+            <w:r>
+              <w:rPr>
+                <w:rFonts w:ascii="Microsoft YaHei" w:cs="Microsoft YaHei" w:eastAsia="Microsoft YaHei" w:hAnsi="Microsoft YaHei"/>
+              </w:rPr>
+              <w:t xml:space="preserve">识别完才发现清单选错了怎么办</w:t>
+            </w:r>
+          </w:p>
+        </w:tc>
+        <w:tc>
+          <w:tcPr>
+            <w:tcW w:type="pct" w:w="66%"/>
+            <w:tcMar>
+              <w:top w:type="dxa" w:w="80"/>
+              <w:left w:type="dxa" w:w="120"/>
+              <w:bottom w:type="dxa" w:w="80"/>
+              <w:right w:type="dxa" w:w="120"/>
+            </w:tcMar>
+          </w:tcPr>
+          <w:p>
+            <w:pPr>
+              <w:spacing w:after="0" w:before="0" w:line="300" w:lineRule="auto"/>
+              <w:jc w:val="left"/>
+            </w:pPr>
+            <w:r>
+              <w:rPr>
+                <w:rFonts w:ascii="Microsoft YaHei" w:cs="Microsoft YaHei" w:eastAsia="Microsoft YaHei" w:hAnsi="Microsoft YaHei"/>
+              </w:rPr>
+              <w:t xml:space="preserve">当前版本请回到上传页重新选清单再识别一次（结果页直接换清单重跑的改进已列入计划）</w:t>
             </w:r>
           </w:p>
         </w:tc>

--- a/docs/用户指南/识别项设置与配置清单设置-使用指南.docx
+++ b/docs/用户指南/识别项设置与配置清单设置-使用指南.docx
@@ -1710,9 +1710,20 @@
       <w:r>
         <w:rPr>
           <w:rFonts w:ascii="Microsoft YaHei" w:cs="Microsoft YaHei" w:eastAsia="Microsoft YaHei" w:hAnsi="Microsoft YaHei"/>
+          <w:b/>
+          <w:bCs/>
           <w:sz w:val="20"/>
           <w:szCs w:val="20"/>
         </w:rPr>
+        <w:t xml:space="preserve">清单在“点开始识别”那一刻就固定了</w:t>
+      </w:r>
+      <w:r>
+        <w:rPr>
+          <w:rFonts w:ascii="Microsoft YaHei" w:cs="Microsoft YaHei" w:eastAsia="Microsoft YaHei" w:hAnsi="Microsoft YaHei"/>
+          <w:sz w:val="20"/>
+          <w:szCs w:val="20"/>
+        </w:rPr>
+        <w:t xml:space="preserve">：识别开始后不能直接更换。如果识别完发现清单选错了，点识别结果右侧识别卡片上的「调整识别项」按钮，确认后回到上传页重新选清单/勾字段，再上传文件识别即可。</w:t>
       </w:r>
     </w:p>
     <w:p>
@@ -3657,7 +3668,7 @@
               <w:rPr>
                 <w:rFonts w:ascii="Microsoft YaHei" w:cs="Microsoft YaHei" w:eastAsia="Microsoft YaHei" w:hAnsi="Microsoft YaHei"/>
               </w:rPr>
-              <w:t xml:space="preserve">当前版本请回到上传页重新选清单再识别一次（结果页直接换清单重跑的改进已列入计划）</w:t>
+              <w:t xml:space="preserve">点识别结果右侧识别卡片上的「调整识别项」→ 确认后回上传页重新选择 → 重新上传文件识别</w:t>
             </w:r>
           </w:p>
         </w:tc>

--- a/docs/用户指南/识别项设置与配置清单设置-使用指南.docx
+++ b/docs/用户指南/识别项设置与配置清单设置-使用指南.docx
@@ -1821,9 +1821,20 @@
             <w:r>
               <w:rPr>
                 <w:rFonts w:ascii="Microsoft YaHei" w:cs="Microsoft YaHei" w:eastAsia="Microsoft YaHei" w:hAnsi="Microsoft YaHei"/>
+                <w:b/>
+                <w:bCs/>
                 <w:sz w:val="20"/>
                 <w:szCs w:val="20"/>
               </w:rPr>
+              <w:t xml:space="preserve">清单在“点开始识别”那一刻就固定了</w:t>
+            </w:r>
+            <w:r>
+              <w:rPr>
+                <w:rFonts w:ascii="Microsoft YaHei" w:cs="Microsoft YaHei" w:eastAsia="Microsoft YaHei" w:hAnsi="Microsoft YaHei"/>
+                <w:sz w:val="20"/>
+                <w:szCs w:val="20"/>
+              </w:rPr>
+              <w:t xml:space="preserve">：识别开始后不能直接更换。如果识别完发现清单选错了，点识别结果右侧识别卡片上的「调整识别项」按钮，确认后回到上传页重新选清单/勾字段，再上传文件识别即可。</w:t>
             </w:r>
           </w:p>
         </w:tc>
